--- a/readonTemplate.docx
+++ b/readonTemplate.docx
@@ -192,64 +192,6 @@
           <w:sz w:val="28"/>
           <w:szCs w:val="28"/>
         </w:rPr>
-        <w:t>Closing statement</w:t>
-      </w:r>
-    </w:p>
-    <w:p>
-      <w:pPr>
-        <w:pStyle w:val="Normal"/>
-        <w:rPr/>
-      </w:pPr>
-      <w:r>
-        <w:rPr/>
-        <w:t>This concludes the deposition of {{deponent}}</w:t>
-      </w:r>
-    </w:p>
-    <w:p>
-      <w:pPr>
-        <w:pStyle w:val="Normal"/>
-        <w:rPr/>
-      </w:pPr>
-      <w:r>
-        <w:rPr/>
-        <w:t>We are off the record at _____</w:t>
-      </w:r>
-    </w:p>
-    <w:p>
-      <w:pPr>
-        <w:pStyle w:val="Normal"/>
-        <w:rPr/>
-      </w:pPr>
-      <w:r>
-        <w:rPr/>
-      </w:r>
-    </w:p>
-    <w:p>
-      <w:pPr>
-        <w:pStyle w:val="Normal"/>
-        <w:rPr/>
-      </w:pPr>
-      <w:r>
-        <w:rPr/>
-      </w:r>
-    </w:p>
-    <w:p>
-      <w:pPr>
-        <w:pStyle w:val="Normal"/>
-        <w:rPr>
-          <w:b/>
-          <w:bCs/>
-          <w:sz w:val="28"/>
-          <w:szCs w:val="28"/>
-        </w:rPr>
-      </w:pPr>
-      <w:r>
-        <w:rPr>
-          <w:b/>
-          <w:bCs/>
-          <w:sz w:val="28"/>
-          <w:szCs w:val="28"/>
-        </w:rPr>
         <w:t>Video Orders</w:t>
       </w:r>
     </w:p>
@@ -291,7 +233,10 @@
         </w:rPr>
       </w:pPr>
       <w:r>
-        <w:rPr/>
+        <w:rPr>
+          <w:b w:val="false"/>
+          <w:bCs w:val="false"/>
+        </w:rPr>
       </w:r>
     </w:p>
     <w:p>
@@ -325,103 +270,181 @@
       </w:pPr>
       <w:r>
         <w:rPr>
-          <w:color w:val="0000CD"/>
-        </w:rPr>
-      </w:r>
-    </w:p>
-    <w:p>
-      <w:pPr>
-        <w:pStyle w:val="Normal"/>
-        <w:rPr>
-          <w:b w:val="false"/>
-          <w:bCs w:val="false"/>
-          <w:sz w:val="24"/>
-          <w:szCs w:val="24"/>
-        </w:rPr>
-      </w:pPr>
-      <w:r>
-        <w:rPr>
-          <w:color w:val="0000CD"/>
-        </w:rPr>
-      </w:r>
-    </w:p>
-    <w:p>
-      <w:pPr>
-        <w:pStyle w:val="Normal"/>
-        <w:rPr>
-          <w:b w:val="false"/>
-          <w:bCs w:val="false"/>
-          <w:sz w:val="24"/>
-          <w:szCs w:val="24"/>
-        </w:rPr>
-      </w:pPr>
-      <w:r>
-        <w:rPr>
-          <w:color w:val="0000CD"/>
-        </w:rPr>
-      </w:r>
-    </w:p>
-    <w:p>
-      <w:pPr>
-        <w:pStyle w:val="Normal"/>
-        <w:rPr>
-          <w:b w:val="false"/>
-          <w:bCs w:val="false"/>
-          <w:sz w:val="24"/>
-          <w:szCs w:val="24"/>
-        </w:rPr>
-      </w:pPr>
-      <w:r>
-        <w:rPr>
-          <w:color w:val="0000CD"/>
-        </w:rPr>
-      </w:r>
-    </w:p>
-    <w:p>
-      <w:pPr>
-        <w:pStyle w:val="Normal"/>
-        <w:rPr>
-          <w:b w:val="false"/>
-          <w:bCs w:val="false"/>
-          <w:sz w:val="24"/>
-          <w:szCs w:val="24"/>
-        </w:rPr>
-      </w:pPr>
-      <w:r>
-        <w:rPr>
-          <w:color w:val="0000CD"/>
-        </w:rPr>
-      </w:r>
-    </w:p>
-    <w:p>
-      <w:pPr>
-        <w:pStyle w:val="Normal"/>
-        <w:rPr>
-          <w:b w:val="false"/>
-          <w:bCs w:val="false"/>
-          <w:sz w:val="24"/>
-          <w:szCs w:val="24"/>
-        </w:rPr>
-      </w:pPr>
-      <w:r>
-        <w:rPr>
-          <w:color w:val="0000CD"/>
-        </w:rPr>
-      </w:r>
-    </w:p>
-    <w:p>
-      <w:pPr>
-        <w:pStyle w:val="Normal"/>
-        <w:rPr>
-          <w:b w:val="false"/>
-          <w:bCs w:val="false"/>
-          <w:sz w:val="24"/>
-          <w:szCs w:val="24"/>
-        </w:rPr>
-      </w:pPr>
-      <w:r>
-        <w:rPr>
-          <w:color w:val="0000CD"/>
+          <w:b w:val="false"/>
+          <w:bCs w:val="false"/>
+          <w:sz w:val="24"/>
+          <w:szCs w:val="24"/>
+        </w:rPr>
+      </w:r>
+    </w:p>
+    <w:p>
+      <w:pPr>
+        <w:pStyle w:val="Normal"/>
+        <w:rPr>
+          <w:b w:val="false"/>
+          <w:bCs w:val="false"/>
+          <w:sz w:val="24"/>
+          <w:szCs w:val="24"/>
+        </w:rPr>
+      </w:pPr>
+      <w:r>
+        <w:rPr>
+          <w:b w:val="false"/>
+          <w:bCs w:val="false"/>
+          <w:sz w:val="24"/>
+          <w:szCs w:val="24"/>
+        </w:rPr>
+      </w:r>
+    </w:p>
+    <w:p>
+      <w:pPr>
+        <w:pStyle w:val="Normal"/>
+        <w:rPr>
+          <w:b w:val="false"/>
+          <w:bCs w:val="false"/>
+          <w:sz w:val="24"/>
+          <w:szCs w:val="24"/>
+        </w:rPr>
+      </w:pPr>
+      <w:r>
+        <w:rPr>
+          <w:b w:val="false"/>
+          <w:bCs w:val="false"/>
+          <w:sz w:val="24"/>
+          <w:szCs w:val="24"/>
+        </w:rPr>
+      </w:r>
+    </w:p>
+    <w:p>
+      <w:pPr>
+        <w:pStyle w:val="Normal"/>
+        <w:rPr>
+          <w:b w:val="false"/>
+          <w:bCs w:val="false"/>
+          <w:sz w:val="24"/>
+          <w:szCs w:val="24"/>
+        </w:rPr>
+      </w:pPr>
+      <w:r>
+        <w:rPr>
+          <w:b w:val="false"/>
+          <w:bCs w:val="false"/>
+          <w:sz w:val="24"/>
+          <w:szCs w:val="24"/>
+        </w:rPr>
+      </w:r>
+    </w:p>
+    <w:p>
+      <w:pPr>
+        <w:pStyle w:val="Normal"/>
+        <w:rPr>
+          <w:b w:val="false"/>
+          <w:bCs w:val="false"/>
+          <w:sz w:val="24"/>
+          <w:szCs w:val="24"/>
+        </w:rPr>
+      </w:pPr>
+      <w:r>
+        <w:rPr>
+          <w:b w:val="false"/>
+          <w:bCs w:val="false"/>
+          <w:sz w:val="24"/>
+          <w:szCs w:val="24"/>
+        </w:rPr>
+      </w:r>
+    </w:p>
+    <w:p>
+      <w:pPr>
+        <w:pStyle w:val="Normal"/>
+        <w:rPr>
+          <w:b w:val="false"/>
+          <w:bCs w:val="false"/>
+          <w:sz w:val="24"/>
+          <w:szCs w:val="24"/>
+        </w:rPr>
+      </w:pPr>
+      <w:r>
+        <w:rPr>
+          <w:b w:val="false"/>
+          <w:bCs w:val="false"/>
+          <w:sz w:val="24"/>
+          <w:szCs w:val="24"/>
+        </w:rPr>
+      </w:r>
+    </w:p>
+    <w:p>
+      <w:pPr>
+        <w:pStyle w:val="Normal"/>
+        <w:rPr>
+          <w:b w:val="false"/>
+          <w:bCs w:val="false"/>
+          <w:sz w:val="24"/>
+          <w:szCs w:val="24"/>
+        </w:rPr>
+      </w:pPr>
+      <w:r>
+        <w:rPr>
+          <w:b w:val="false"/>
+          <w:bCs w:val="false"/>
+          <w:sz w:val="24"/>
+          <w:szCs w:val="24"/>
+        </w:rPr>
+      </w:r>
+    </w:p>
+    <w:p>
+      <w:pPr>
+        <w:pStyle w:val="Normal"/>
+        <w:rPr>
+          <w:b w:val="false"/>
+          <w:bCs w:val="false"/>
+          <w:sz w:val="24"/>
+          <w:szCs w:val="24"/>
+        </w:rPr>
+      </w:pPr>
+      <w:r>
+        <w:rPr>
+          <w:b w:val="false"/>
+          <w:bCs w:val="false"/>
+          <w:sz w:val="24"/>
+          <w:szCs w:val="24"/>
+        </w:rPr>
+      </w:r>
+    </w:p>
+    <w:p>
+      <w:pPr>
+        <w:pStyle w:val="Normal"/>
+        <w:rPr>
+          <w:b w:val="false"/>
+          <w:bCs w:val="false"/>
+          <w:sz w:val="24"/>
+          <w:szCs w:val="24"/>
+        </w:rPr>
+      </w:pPr>
+      <w:r>
+        <w:rPr>
+          <w:b w:val="false"/>
+          <w:bCs w:val="false"/>
+          <w:sz w:val="24"/>
+          <w:szCs w:val="24"/>
+        </w:rPr>
+      </w:r>
+    </w:p>
+    <w:p>
+      <w:pPr>
+        <w:pStyle w:val="Normal"/>
+        <w:rPr>
+          <w:b w:val="false"/>
+          <w:bCs w:val="false"/>
+          <w:sz w:val="24"/>
+          <w:szCs w:val="24"/>
+        </w:rPr>
+      </w:pPr>
+      <w:r>
+        <w:rPr>
+          <w:b w:val="false"/>
+          <w:bCs w:val="false"/>
+          <w:sz w:val="24"/>
+          <w:szCs w:val="24"/>
         </w:rPr>
       </w:r>
     </w:p>
@@ -553,7 +576,15 @@
       </w:pPr>
       <w:r>
         <w:rPr/>
-        <w:t>hours for Jess:</w:t>
+        <w:t xml:space="preserve">hours for Jess </w:t>
+      </w:r>
+      <w:r>
+        <w:rPr/>
+        <w:t>(Depo)</w:t>
+      </w:r>
+      <w:r>
+        <w:rPr/>
+        <w:t>:</w:t>
       </w:r>
     </w:p>
     <w:p>
@@ -617,6 +648,81 @@
           <w:bCs w:val="false"/>
         </w:rPr>
         <w:t>{{defense_attorney}} -</w:t>
+      </w:r>
+    </w:p>
+    <w:p>
+      <w:pPr>
+        <w:pStyle w:val="Normal"/>
+        <w:widowControl/>
+        <w:suppressAutoHyphens w:val="true"/>
+        <w:bidi w:val="0"/>
+        <w:spacing w:lineRule="auto" w:line="259" w:before="0" w:after="160"/>
+        <w:jc w:val="left"/>
+        <w:rPr>
+          <w:b w:val="false"/>
+          <w:bCs w:val="false"/>
+        </w:rPr>
+      </w:pPr>
+      <w:r>
+        <w:rPr/>
+      </w:r>
+    </w:p>
+    <w:p>
+      <w:pPr>
+        <w:pStyle w:val="Normal"/>
+        <w:rPr>
+          <w:rFonts w:asciiTheme="minorHAnsi" w:cstheme="minorBidi" w:eastAsiaTheme="minorHAnsi" w:hAnsiTheme="minorHAnsi"/>
+          <w:highlight w:val="none"/>
+          <w:shd w:fill="FFFF00" w:val="clear"/>
+        </w:rPr>
+      </w:pPr>
+      <w:r>
+        <w:rPr>
+          <w:rFonts w:asciiTheme="minorHAnsi" w:cstheme="minorBidi" w:eastAsiaTheme="minorHAnsi" w:hAnsiTheme="minorHAnsi"/>
+          <w:b/>
+          <w:bCs/>
+          <w:sz w:val="28"/>
+          <w:szCs w:val="28"/>
+          <w:shd w:fill="FFFF00" w:val="clear"/>
+        </w:rPr>
+        <w:t>Closing statement</w:t>
+      </w:r>
+    </w:p>
+    <w:p>
+      <w:pPr>
+        <w:pStyle w:val="Normal"/>
+        <w:rPr>
+          <w:rFonts w:asciiTheme="minorHAnsi" w:cstheme="minorBidi" w:eastAsiaTheme="minorHAnsi" w:hAnsiTheme="minorHAnsi"/>
+          <w:highlight w:val="none"/>
+          <w:shd w:fill="FFFF00" w:val="clear"/>
+        </w:rPr>
+      </w:pPr>
+      <w:r>
+        <w:rPr>
+          <w:rFonts w:asciiTheme="minorHAnsi" w:cstheme="minorBidi" w:eastAsiaTheme="minorHAnsi" w:hAnsiTheme="minorHAnsi"/>
+          <w:shd w:fill="FFFF00" w:val="clear"/>
+        </w:rPr>
+        <w:t>This concludes the deposition of {{deponent}}</w:t>
+      </w:r>
+    </w:p>
+    <w:p>
+      <w:pPr>
+        <w:pStyle w:val="Normal"/>
+        <w:spacing w:before="0" w:after="160"/>
+        <w:rPr>
+          <w:rFonts w:asciiTheme="minorHAnsi" w:cstheme="minorBidi" w:eastAsiaTheme="minorHAnsi" w:hAnsiTheme="minorHAnsi"/>
+          <w:highlight w:val="none"/>
+          <w:shd w:fill="FFFF00" w:val="clear"/>
+        </w:rPr>
+      </w:pPr>
+      <w:r>
+        <w:rPr>
+          <w:rFonts w:asciiTheme="minorHAnsi" w:cstheme="minorBidi" w:eastAsiaTheme="minorHAnsi" w:hAnsiTheme="minorHAnsi"/>
+          <w:b w:val="false"/>
+          <w:bCs w:val="false"/>
+          <w:shd w:fill="FFFF00" w:val="clear"/>
+        </w:rPr>
+        <w:t>We are off the record at _____</w:t>
       </w:r>
     </w:p>
     <w:sectPr>
